--- a/laravel-app/database/data/internship/handbooks/cloud_computing/Beyond_Cloud_Internship_Day_024_Student_Handbook.docx
+++ b/laravel-app/database/data/internship/handbooks/cloud_computing/Beyond_Cloud_Internship_Day_024_Student_Handbook.docx
@@ -38,7 +38,7 @@
           <w:color w:val="1E293B"/>
           <w:sz w:val="28"/>
         </w:rPr>
-        <w:t>Git And Documentation</w:t>
+        <w:t>IPv6 Foundations for Cloud</w:t>
       </w:r>
     </w:p>
     <w:p>
@@ -50,7 +50,7 @@
           <w:b w:val="0"/>
           <w:sz w:val="22"/>
         </w:rPr>
-        <w:t>Assessment and reflection. Full student study guide and practical laboratory manual for Beyond Enterprise interns.</w:t>
+        <w:t>Guided laboratory. Full student study guide and practical laboratory manual for Beyond Enterprise interns.</w:t>
       </w:r>
     </w:p>
     <w:tbl>
@@ -141,7 +141,7 @@
               <w:rPr>
                 <w:sz w:val="18"/>
               </w:rPr>
-              <w:t>Assessment and reflection</w:t>
+              <w:t>Guided laboratory</w:t>
             </w:r>
           </w:p>
         </w:tc>
@@ -167,7 +167,7 @@
               <w:rPr>
                 <w:sz w:val="18"/>
               </w:rPr>
-              <w:t>8 hours</w:t>
+              <w:t>8.0 hours</w:t>
             </w:r>
           </w:p>
         </w:tc>
@@ -180,7 +180,7 @@
               <w:rPr>
                 <w:sz w:val="18"/>
               </w:rPr>
-              <w:t>VirtualBox, Docker, GitHub, free tiers or local cloud emulators</w:t>
+              <w:t>Linux VM, Docker, Wireshark/tcpdump, network emulators where approved</w:t>
             </w:r>
           </w:p>
         </w:tc>
@@ -198,7 +198,7 @@
           <w:color w:val="0B3F90"/>
           <w:sz w:val="20"/>
         </w:rPr>
-        <w:t>Day 24 objective  Complete the assessment and reflection for Git And Documentation: Apply Git and documentation safely and explain the result in a professional technical report.</w:t>
+        <w:t>Day 24 objective  Complete the guided laboratory for IPv6 Foundations for Cloud: Inspect IPv6 addressing and compare routing and security assumptions with IPv4.</w:t>
       </w:r>
     </w:p>
     <w:p>
@@ -270,7 +270,7 @@
           <w:b w:val="0"/>
           <w:sz w:val="22"/>
         </w:rPr>
-        <w:t>Submit: Final artifact, demonstration evidence, 150-300 word reflection, and self-score against the rubric..</w:t>
+        <w:t>Submit: Setup evidence, completed lab artifact, independent verification, cost/cleanup record, safety check, and short technical report..</w:t>
       </w:r>
     </w:p>
     <w:p>
@@ -619,7 +619,7 @@
           <w:b w:val="0"/>
           <w:sz w:val="20"/>
         </w:rPr>
-        <w:t>Curriculum objective (source of truth): Apply Git and documentation safely and explain the result in a professional technical report.</w:t>
+        <w:t>Curriculum objective (source of truth): Inspect IPv6 addressing and compare routing and security assumptions with IPv4.</w:t>
       </w:r>
     </w:p>
     <w:p>
@@ -631,7 +631,7 @@
           <w:b w:val="0"/>
           <w:sz w:val="22"/>
         </w:rPr>
-        <w:t>Explain Git And Documentation to a supervisor in under two minutes.</w:t>
+        <w:t>Explain IPv6 Foundations for Cloud to a supervisor in under two minutes.</w:t>
       </w:r>
     </w:p>
     <w:p>
@@ -643,7 +643,7 @@
           <w:b w:val="0"/>
           <w:sz w:val="22"/>
         </w:rPr>
-        <w:t>Configure or verify the approved tools required for Git And Documentation.</w:t>
+        <w:t>Configure or verify the approved tools required for IPv6 Foundations for Cloud.</w:t>
       </w:r>
     </w:p>
     <w:p>
@@ -655,7 +655,7 @@
           <w:b w:val="0"/>
           <w:sz w:val="22"/>
         </w:rPr>
-        <w:t>Implement or perform the assessment and reflection practical for this topic.</w:t>
+        <w:t>Implement or perform the guided laboratory practical for this topic.</w:t>
       </w:r>
     </w:p>
     <w:p>
@@ -711,7 +711,7 @@
           <w:b w:val="0"/>
           <w:sz w:val="22"/>
         </w:rPr>
-        <w:t>Define the professional meaning of “Git And Documentation” before you use tools. Do not split the title into meaningless words. Connect each concept to today's practical action.</w:t>
+        <w:t>Define the professional meaning of “IPv6 Foundations for Cloud” before you use tools. Do not split the title into meaningless words. Connect each concept to today's practical action.</w:t>
       </w:r>
     </w:p>
     <w:tbl>
@@ -819,7 +819,7 @@
               <w:rPr>
                 <w:sz w:val="18"/>
               </w:rPr>
-              <w:t>Problem framing</w:t>
+              <w:t>Layered models</w:t>
             </w:r>
           </w:p>
         </w:tc>
@@ -832,7 +832,7 @@
               <w:rPr>
                 <w:sz w:val="18"/>
               </w:rPr>
-              <w:t>Who needs what, constraints, success criteria</w:t>
+              <w:t>Separate physical, link, network, transport concerns</w:t>
             </w:r>
           </w:p>
         </w:tc>
@@ -845,7 +845,7 @@
               <w:rPr>
                 <w:sz w:val="18"/>
               </w:rPr>
-              <w:t>Write a short frame table</w:t>
+              <w:t>Map today's lab to OSI/TCP-IP</w:t>
             </w:r>
           </w:p>
         </w:tc>
@@ -858,7 +858,7 @@
               <w:rPr>
                 <w:sz w:val="18"/>
               </w:rPr>
-              <w:t>Building the wrong thing</w:t>
+              <w:t>Misplacing the fault layer</w:t>
             </w:r>
           </w:p>
         </w:tc>
@@ -871,7 +871,7 @@
               <w:rPr>
                 <w:sz w:val="18"/>
               </w:rPr>
-              <w:t>Supervisor review of frame</w:t>
+              <w:t>Structured troubleshooting top-down/bottom-up</w:t>
             </w:r>
           </w:p>
         </w:tc>
@@ -886,7 +886,7 @@
               <w:rPr>
                 <w:sz w:val="18"/>
               </w:rPr>
-              <w:t>Train vs evaluation data</w:t>
+              <w:t>Addressing plan</w:t>
             </w:r>
           </w:p>
         </w:tc>
@@ -899,7 +899,7 @@
               <w:rPr>
                 <w:sz w:val="18"/>
               </w:rPr>
-              <w:t>Learn on one set; judge on another</w:t>
+              <w:t>Who gets which address/mask/gateway</w:t>
             </w:r>
           </w:p>
         </w:tc>
@@ -912,7 +912,7 @@
               <w:rPr>
                 <w:sz w:val="18"/>
               </w:rPr>
-              <w:t>Keep a held-out TEST set</w:t>
+              <w:t>Document IP plan before changes</w:t>
             </w:r>
           </w:p>
         </w:tc>
@@ -925,7 +925,7 @@
               <w:rPr>
                 <w:sz w:val="18"/>
               </w:rPr>
-              <w:t>Testing on training data</w:t>
+              <w:t>Duplicate IPs / wrong mask</w:t>
             </w:r>
           </w:p>
         </w:tc>
@@ -938,7 +938,7 @@
               <w:rPr>
                 <w:sz w:val="18"/>
               </w:rPr>
-              <w:t>Document the split</w:t>
+              <w:t>Written plan + ping/traceroute verify</w:t>
             </w:r>
           </w:p>
         </w:tc>
@@ -953,7 +953,7 @@
               <w:rPr>
                 <w:sz w:val="18"/>
               </w:rPr>
-              <w:t>Human oversight</w:t>
+              <w:t>Change control</w:t>
             </w:r>
           </w:p>
         </w:tc>
@@ -966,7 +966,7 @@
               <w:rPr>
                 <w:sz w:val="18"/>
               </w:rPr>
-              <w:t>A person remains accountable</w:t>
+              <w:t>Record what changed and how to roll back</w:t>
             </w:r>
           </w:p>
         </w:tc>
@@ -979,7 +979,7 @@
               <w:rPr>
                 <w:sz w:val="18"/>
               </w:rPr>
-              <w:t>Disclose AI help; verify claims</w:t>
+              <w:t>Lab journal entry</w:t>
             </w:r>
           </w:p>
         </w:tc>
@@ -992,7 +992,7 @@
               <w:rPr>
                 <w:sz w:val="18"/>
               </w:rPr>
-              <w:t>Blind trust in outputs</w:t>
+              <w:t>Undocumented cable/IP edits</w:t>
             </w:r>
           </w:p>
         </w:tc>
@@ -1005,7 +1005,7 @@
               <w:rPr>
                 <w:sz w:val="18"/>
               </w:rPr>
-              <w:t>AI/tool disclosure block</w:t>
+              <w:t>Before/after notes</w:t>
             </w:r>
           </w:p>
         </w:tc>
@@ -1266,7 +1266,7 @@
           <w:b w:val="0"/>
           <w:sz w:val="22"/>
         </w:rPr>
-        <w:t>Tools available: VirtualBox, Docker, GitHub, free tiers or local cloud emulators.</w:t>
+        <w:t>Tools available: Linux VM, Docker, Wireshark/tcpdump, network emulators where approved.</w:t>
       </w:r>
     </w:p>
     <w:p>
@@ -1381,7 +1381,7 @@
               <w:rPr>
                 <w:sz w:val="18"/>
               </w:rPr>
-              <w:t>VirtualBox, Docker, GitHub, free tiers or local cloud emulators</w:t>
+              <w:t>Linux VM, Docker, Wireshark/tcpdump, network emulators where approved</w:t>
             </w:r>
           </w:p>
         </w:tc>
@@ -1463,7 +1463,7 @@
           <w:b w:val="0"/>
           <w:sz w:val="18"/>
         </w:rPr>
-        <w:t>└── Day_24_Git_And_Documentation/</w:t>
+        <w:t>└── Day_24_IPv6_Foundations_for_Cloud/</w:t>
       </w:r>
     </w:p>
     <w:p>
@@ -1616,7 +1616,7 @@
           <w:b w:val="0"/>
           <w:sz w:val="18"/>
         </w:rPr>
-        <w:t>mkdir Beyond_Cloud_Internship\Day_24_Git_And_Documentation\evidence, Beyond_Cloud_Internship\Day_24_Git_And_Documentation\notebooks, Beyond_Cloud_Internship\Day_24_Git_And_Documentation\src, Beyond_Cloud_Internship\Day_24_Git_And_Documentation\data, Beyond_Cloud_Internship\Day_24_Git_And_Documentation\output, Beyond_Cloud_Internship\Day_24_Git_And_Documentation\report -Force</w:t>
+        <w:t>mkdir Beyond_Cloud_Internship\Day_24_IPv6_Foundations_for_Cloud\evidence, Beyond_Cloud_Internship\Day_24_IPv6_Foundations_for_Cloud\notebooks, Beyond_Cloud_Internship\Day_24_IPv6_Foundations_for_Cloud\src, Beyond_Cloud_Internship\Day_24_IPv6_Foundations_for_Cloud\data, Beyond_Cloud_Internship\Day_24_IPv6_Foundations_for_Cloud\output, Beyond_Cloud_Internship\Day_24_IPv6_Foundations_for_Cloud\report -Force</w:t>
       </w:r>
     </w:p>
     <w:p/>
@@ -1657,7 +1657,7 @@
           <w:b w:val="0"/>
           <w:sz w:val="18"/>
         </w:rPr>
-        <w:t>mkdir -p Beyond_Cloud_Internship/Day_24_Git_And_Documentation/{evidence,notebooks,src,data,output,report}</w:t>
+        <w:t>mkdir -p Beyond_Cloud_Internship/Day_24_IPv6_Foundations_for_Cloud/{evidence,notebooks,src,data,output,report}</w:t>
       </w:r>
     </w:p>
     <w:p/>
@@ -1773,7 +1773,7 @@
           <w:color w:val="0B3F90"/>
           <w:sz w:val="24"/>
         </w:rPr>
-        <w:t>Assessment and reflection: Git And Documentation</w:t>
+        <w:t>Guided laboratory: IPv6 Foundations for Cloud</w:t>
       </w:r>
     </w:p>
     <w:p>
@@ -1797,7 +1797,7 @@
           <w:b w:val="0"/>
           <w:sz w:val="20"/>
         </w:rPr>
-        <w:t>• Complete the practical assessment for Git and documentation, demonstrate the result, and explain decisions in your own words.</w:t>
+        <w:t>• Review Day 23 prerequisites and read the complete Day 24 objective before changing any lab resource.</w:t>
       </w:r>
     </w:p>
     <w:p>
@@ -1809,7 +1809,7 @@
           <w:b w:val="0"/>
           <w:sz w:val="20"/>
         </w:rPr>
-        <w:t>• Work only in an authorized lab, VM or on equipment assigned by Beyond.</w:t>
+        <w:t>• Confirm written authorization, account/sandbox boundary, region, quota, budget alert, and cleanup responsibility before provisioning.</w:t>
       </w:r>
     </w:p>
     <w:p>
@@ -1821,7 +1821,79 @@
           <w:b w:val="0"/>
           <w:sz w:val="20"/>
         </w:rPr>
-        <w:t>• Keep time entries truthful and ask the supervisor before changing production equipment.</w:t>
+        <w:t>• Verify only the tools required today and record versions; prefer local emulators when provider access or free-tier status is uncertain.</w:t>
+      </w:r>
+    </w:p>
+    <w:p>
+      <w:pPr>
+        <w:spacing w:after="120"/>
+      </w:pPr>
+      <w:r>
+        <w:rPr>
+          <w:b w:val="0"/>
+          <w:sz w:val="20"/>
+        </w:rPr>
+        <w:t>• Create Day_024_ipv6_foundations_for_cloud with evidence, config or src, output, and report folders. Prevent secrets and state files from entering version control.</w:t>
+      </w:r>
+    </w:p>
+    <w:p>
+      <w:pPr>
+        <w:spacing w:after="120"/>
+      </w:pPr>
+      <w:r>
+        <w:rPr>
+          <w:b w:val="0"/>
+          <w:sz w:val="20"/>
+        </w:rPr>
+        <w:t>• Complete the practical objective: Inspect IPv6 addressing and compare routing and security assumptions with IPv4.</w:t>
+      </w:r>
+    </w:p>
+    <w:p>
+      <w:pPr>
+        <w:spacing w:after="120"/>
+      </w:pPr>
+      <w:r>
+        <w:rPr>
+          <w:b w:val="0"/>
+          <w:sz w:val="20"/>
+        </w:rPr>
+        <w:t>• Record commands/configuration, expected result, observed result, resource identifiers without secrets, cost/usage check, and any deviations.</w:t>
+      </w:r>
+    </w:p>
+    <w:p>
+      <w:pPr>
+        <w:spacing w:after="120"/>
+      </w:pPr>
+      <w:r>
+        <w:rPr>
+          <w:b w:val="0"/>
+          <w:sz w:val="20"/>
+        </w:rPr>
+        <w:t>• Verify independently using a second command, connectivity test, configuration diff, monitoring view, clean rerun, restore test, or peer review.</w:t>
+      </w:r>
+    </w:p>
+    <w:p>
+      <w:pPr>
+        <w:spacing w:after="120"/>
+      </w:pPr>
+      <w:r>
+        <w:rPr>
+          <w:b w:val="0"/>
+          <w:sz w:val="20"/>
+        </w:rPr>
+        <w:t>• Stop and remove only assigned disposable resources; verify deletion, released IPs/storage, stopped services, and current billing/usage dashboard where applicable.</w:t>
+      </w:r>
+    </w:p>
+    <w:p>
+      <w:pPr>
+        <w:spacing w:after="120"/>
+      </w:pPr>
+      <w:r>
+        <w:rPr>
+          <w:b w:val="0"/>
+          <w:sz w:val="20"/>
+        </w:rPr>
+        <w:t>• Package evidence and write a professional report covering architecture, security, cost, verification, troubleshooting, limitations, and AI/tool assistance.</w:t>
       </w:r>
     </w:p>
     <w:p>
@@ -1847,7 +1919,7 @@
           <w:b w:val="0"/>
           <w:sz w:val="18"/>
         </w:rPr>
-        <w:t># day_24_lab.py — Assessment and reflection: Git And Documentation</w:t>
+        <w:t># day_24_lab.py — Guided laboratory: IPv6 Foundations for Cloud</w:t>
       </w:r>
     </w:p>
     <w:p>
@@ -1889,7 +1961,7 @@
           <w:b w:val="0"/>
           <w:sz w:val="18"/>
         </w:rPr>
-        <w:t>"""Day 24 practical starter for Git And Documentation.</w:t>
+        <w:t>"""Day 24 practical starter for IPv6 Foundations for Cloud.</w:t>
       </w:r>
     </w:p>
     <w:p>
@@ -2071,7 +2143,7 @@
           <w:b w:val="0"/>
           <w:sz w:val="18"/>
         </w:rPr>
-        <w:t xml:space="preserve">    print("Program topic:", 'Git And Documentation')</w:t>
+        <w:t xml:space="preserve">    print("Program topic:", 'IPv6 Foundations for Cloud')</w:t>
       </w:r>
     </w:p>
     <w:p>
@@ -2085,7 +2157,7 @@
           <w:b w:val="0"/>
           <w:sz w:val="18"/>
         </w:rPr>
-        <w:t xml:space="preserve">    print("Day mode:", 'Assessment and reflection')</w:t>
+        <w:t xml:space="preserve">    print("Day mode:", 'Guided laboratory')</w:t>
       </w:r>
     </w:p>
     <w:p>
@@ -5690,7 +5762,7 @@
           <w:b w:val="0"/>
           <w:sz w:val="22"/>
         </w:rPr>
-        <w:t>Objective addressed for Git And Documentation</w:t>
+        <w:t>Objective addressed for IPv6 Foundations for Cloud</w:t>
       </w:r>
     </w:p>
     <w:p>
@@ -5702,7 +5774,7 @@
           <w:b w:val="0"/>
           <w:sz w:val="22"/>
         </w:rPr>
-        <w:t>Assessment and reflection practical completed</w:t>
+        <w:t>Guided laboratory practical completed</w:t>
       </w:r>
     </w:p>
     <w:p>
@@ -5794,7 +5866,7 @@
           <w:b w:val="0"/>
           <w:sz w:val="22"/>
         </w:rPr>
-        <w:t>Matches: Final artifact, demonstration evidence, 150-300 word reflection, and self-score against the rubric.</w:t>
+        <w:t>Matches: Setup evidence, completed lab artifact, independent verification, cost/cleanup record, safety check, and short technical report.</w:t>
       </w:r>
     </w:p>
     <w:p>
@@ -5826,7 +5898,7 @@
           <w:b w:val="0"/>
           <w:sz w:val="22"/>
         </w:rPr>
-        <w:t>Explain Git And Documentation without reading.</w:t>
+        <w:t>Explain IPv6 Foundations for Cloud without reading.</w:t>
       </w:r>
     </w:p>
     <w:p>
@@ -5918,7 +5990,7 @@
           <w:b w:val="0"/>
           <w:sz w:val="22"/>
         </w:rPr>
-        <w:t>Today is Day 24 (Assessment and reflection) on Git And Documentation. I worked only in the authorized Beyond cloud lab. I completed the practical objective, verified with a second check, and packaged evidence. Main risk: unauthorized or unsafe action; control: checklist + supervisor escalation. Limitation: classroom/lab scope only. Next: continue the topic cycle and keep documentation reproducible.</w:t>
+        <w:t>Today is Day 24 (Guided laboratory) on IPv6 Foundations for Cloud. I worked only in the authorized Beyond cloud lab. I completed the practical objective, verified with a second check, and packaged evidence. Main risk: unauthorized or unsafe action; control: checklist + supervisor escalation. Limitation: classroom/lab scope only. Next: continue the topic cycle and keep documentation reproducible.</w:t>
       </w:r>
     </w:p>
     <w:p>
@@ -6349,7 +6421,7 @@
           <w:b w:val="0"/>
           <w:sz w:val="22"/>
         </w:rPr>
-        <w:t>Access check date: 2026-08-09. Prefer first-party sources. Do not invent URLs.</w:t>
+        <w:t>Access check date: 2026-08-10. Prefer first-party sources. Do not invent URLs.</w:t>
       </w:r>
     </w:p>
     <w:p>
